--- a/نهم/نهم - ۵/فصل ۵ - 10 نمره- سری 2.docx
+++ b/نهم/نهم - ۵/فصل ۵ - 10 نمره- سری 2.docx
@@ -241,10 +241,10 @@
                   <v:path o:extrusionok="f" gradientshapeok="t" o:connecttype="rect"/>
                   <o:lock v:ext="edit" aspectratio="t"/>
                 </v:shapetype>
-                <v:shape id="_x0000_i1025" type="#_x0000_t75" style="width:35.3pt;height:14.15pt" o:ole="">
+                <v:shape id="_x0000_i1025" type="#_x0000_t75" style="width:35.5pt;height:13.9pt" o:ole="">
                   <v:imagedata r:id="rId8" o:title=""/>
                 </v:shape>
-                <o:OLEObject Type="Embed" ProgID="Equation.DSMT4" ShapeID="_x0000_i1025" DrawAspect="Content" ObjectID="_1801712715" r:id="rId9"/>
+                <o:OLEObject Type="Embed" ProgID="Equation.DSMT4" ShapeID="_x0000_i1025" DrawAspect="Content" ObjectID="_1833734689" r:id="rId9"/>
               </w:object>
             </w:r>
             <w:r>
@@ -366,10 +366,10 @@
                 <w:szCs w:val="22"/>
               </w:rPr>
               <w:object w:dxaOrig="880" w:dyaOrig="440" w14:anchorId="15CFAAF7">
-                <v:shape id="_x0000_i1026" type="#_x0000_t75" style="width:40.5pt;height:20.9pt" o:ole="">
+                <v:shape id="_x0000_i1026" type="#_x0000_t75" style="width:40.3pt;height:21.1pt" o:ole="">
                   <v:imagedata r:id="rId10" o:title=""/>
                 </v:shape>
-                <o:OLEObject Type="Embed" ProgID="Equation.DSMT4" ShapeID="_x0000_i1026" DrawAspect="Content" ObjectID="_1801712716" r:id="rId11"/>
+                <o:OLEObject Type="Embed" ProgID="Equation.DSMT4" ShapeID="_x0000_i1026" DrawAspect="Content" ObjectID="_1833734690" r:id="rId11"/>
               </w:object>
             </w:r>
             <w:r>
@@ -484,10 +484,10 @@
                 <w:position w:val="-12"/>
               </w:rPr>
               <w:object w:dxaOrig="1740" w:dyaOrig="499" w14:anchorId="6DADF5F8">
-                <v:shape id="_x0000_i1027" type="#_x0000_t75" style="width:83.95pt;height:23.9pt" o:ole="">
+                <v:shape id="_x0000_i1027" type="#_x0000_t75" style="width:84pt;height:24pt" o:ole="">
                   <v:imagedata r:id="rId12" o:title=""/>
                 </v:shape>
-                <o:OLEObject Type="Embed" ProgID="Equation.DSMT4" ShapeID="_x0000_i1027" DrawAspect="Content" ObjectID="_1801712717" r:id="rId13"/>
+                <o:OLEObject Type="Embed" ProgID="Equation.DSMT4" ShapeID="_x0000_i1027" DrawAspect="Content" ObjectID="_1833734691" r:id="rId13"/>
               </w:object>
             </w:r>
             <w:r>
@@ -592,10 +592,10 @@
                 <w:position w:val="-14"/>
               </w:rPr>
               <w:object w:dxaOrig="3180" w:dyaOrig="520" w14:anchorId="5FB8B6A2">
-                <v:shape id="_x0000_i1028" type="#_x0000_t75" style="width:155.95pt;height:26.35pt" o:ole="">
+                <v:shape id="_x0000_i1028" type="#_x0000_t75" style="width:156pt;height:26.4pt" o:ole="">
                   <v:imagedata r:id="rId14" o:title=""/>
                 </v:shape>
-                <o:OLEObject Type="Embed" ProgID="Equation.DSMT4" ShapeID="_x0000_i1028" DrawAspect="Content" ObjectID="_1801712718" r:id="rId15"/>
+                <o:OLEObject Type="Embed" ProgID="Equation.DSMT4" ShapeID="_x0000_i1028" DrawAspect="Content" ObjectID="_1833734692" r:id="rId15"/>
               </w:object>
             </w:r>
             <w:r>
@@ -696,10 +696,10 @@
                 <w:szCs w:val="28"/>
               </w:rPr>
               <w:object w:dxaOrig="880" w:dyaOrig="499" w14:anchorId="5EDEE9B5">
-                <v:shape id="_x0000_i1029" type="#_x0000_t75" style="width:47.3pt;height:26.35pt" o:ole="">
+                <v:shape id="_x0000_i1029" type="#_x0000_t75" style="width:47.5pt;height:26.4pt" o:ole="">
                   <v:imagedata r:id="rId16" o:title=""/>
                 </v:shape>
-                <o:OLEObject Type="Embed" ProgID="Equation.DSMT4" ShapeID="_x0000_i1029" DrawAspect="Content" ObjectID="_1801712719" r:id="rId17"/>
+                <o:OLEObject Type="Embed" ProgID="Equation.DSMT4" ShapeID="_x0000_i1029" DrawAspect="Content" ObjectID="_1833734693" r:id="rId17"/>
               </w:object>
             </w:r>
             <w:r>
@@ -1010,10 +1010,10 @@
                 <w:lang w:bidi="fa-IR"/>
               </w:rPr>
               <w:object w:dxaOrig="1340" w:dyaOrig="540" w14:anchorId="4065F53C">
-                <v:shape id="_x0000_i1030" type="#_x0000_t75" style="width:65.75pt;height:27.15pt" o:ole="">
+                <v:shape id="_x0000_i1030" type="#_x0000_t75" style="width:65.75pt;height:27.35pt" o:ole="">
                   <v:imagedata r:id="rId18" o:title=""/>
                 </v:shape>
-                <o:OLEObject Type="Embed" ProgID="Equation.DSMT4" ShapeID="_x0000_i1030" DrawAspect="Content" ObjectID="_1801712720" r:id="rId19"/>
+                <o:OLEObject Type="Embed" ProgID="Equation.DSMT4" ShapeID="_x0000_i1030" DrawAspect="Content" ObjectID="_1833734694" r:id="rId19"/>
               </w:object>
             </w:r>
             <w:r>
@@ -1035,8 +1035,6 @@
               </w:rPr>
               <w:t xml:space="preserve">                                                </w:t>
             </w:r>
-            <w:bookmarkStart w:id="0" w:name="_GoBack"/>
-            <w:bookmarkEnd w:id="0"/>
             <w:r>
               <w:rPr>
                 <w:position w:val="-14"/>
@@ -1045,10 +1043,10 @@
                 <w:lang w:bidi="fa-IR"/>
               </w:rPr>
               <w:object w:dxaOrig="1900" w:dyaOrig="440" w14:anchorId="227DE7EC">
-                <v:shape id="_x0000_i1031" type="#_x0000_t75" style="width:100.8pt;height:23.1pt" o:ole="">
+                <v:shape id="_x0000_i1031" type="#_x0000_t75" style="width:100.8pt;height:23.05pt" o:ole="">
                   <v:imagedata r:id="rId20" o:title=""/>
                 </v:shape>
-                <o:OLEObject Type="Embed" ProgID="Equation.DSMT4" ShapeID="_x0000_i1031" DrawAspect="Content" ObjectID="_1801712721" r:id="rId21"/>
+                <o:OLEObject Type="Embed" ProgID="Equation.DSMT4" ShapeID="_x0000_i1031" DrawAspect="Content" ObjectID="_1833734695" r:id="rId21"/>
               </w:object>
             </w:r>
             <w:r>
@@ -1239,10 +1237,10 @@
                       <w:lang w:bidi="fa-IR"/>
                     </w:rPr>
                     <w:object w:dxaOrig="1440" w:dyaOrig="440" w14:anchorId="24DC410A">
-                      <v:shape id="_x0000_i1032" type="#_x0000_t75" style="width:73.9pt;height:21.45pt" o:ole="">
+                      <v:shape id="_x0000_i1032" type="#_x0000_t75" style="width:73.9pt;height:21.6pt" o:ole="">
                         <v:imagedata r:id="rId22" o:title=""/>
                       </v:shape>
-                      <o:OLEObject Type="Embed" ProgID="Equation.DSMT4" ShapeID="_x0000_i1032" DrawAspect="Content" ObjectID="_1801712722" r:id="rId23"/>
+                      <o:OLEObject Type="Embed" ProgID="Equation.DSMT4" ShapeID="_x0000_i1032" DrawAspect="Content" ObjectID="_1833734696" r:id="rId23"/>
                     </w:object>
                   </w:r>
                 </w:p>
@@ -1272,10 +1270,10 @@
                       <w:szCs w:val="28"/>
                     </w:rPr>
                     <w:object w:dxaOrig="1680" w:dyaOrig="440" w14:anchorId="5DA81787">
-                      <v:shape id="_x0000_i1033" type="#_x0000_t75" style="width:91pt;height:23.1pt" o:ole="">
+                      <v:shape id="_x0000_i1033" type="#_x0000_t75" style="width:91.2pt;height:23.05pt" o:ole="">
                         <v:imagedata r:id="rId24" o:title=""/>
                       </v:shape>
-                      <o:OLEObject Type="Embed" ProgID="Equation.DSMT4" ShapeID="_x0000_i1033" DrawAspect="Content" ObjectID="_1801712723" r:id="rId25"/>
+                      <o:OLEObject Type="Embed" ProgID="Equation.DSMT4" ShapeID="_x0000_i1033" DrawAspect="Content" ObjectID="_1833734697" r:id="rId25"/>
                     </w:object>
                   </w:r>
                 </w:p>
@@ -1402,6 +1400,7 @@
                   <w:pPr>
                     <w:jc w:val="center"/>
                     <w:rPr>
+                      <w:rFonts w:hint="cs"/>
                       <w:noProof/>
                       <w:sz w:val="28"/>
                       <w:szCs w:val="28"/>
@@ -1409,20 +1408,6 @@
                       <w:lang w:bidi="fa-IR"/>
                     </w:rPr>
                   </w:pPr>
-                  <w:r>
-                    <w:rPr>
-                      <w:position w:val="-12"/>
-                      <w:sz w:val="28"/>
-                      <w:szCs w:val="28"/>
-                      <w:lang w:bidi="fa-IR"/>
-                    </w:rPr>
-                    <w:object w:dxaOrig="3780" w:dyaOrig="360" w14:anchorId="415C355A">
-                      <v:shape id="_x0000_i1034" type="#_x0000_t75" style="width:191.8pt;height:18.2pt" o:ole="">
-                        <v:imagedata r:id="rId26" o:title=""/>
-                      </v:shape>
-                      <o:OLEObject Type="Embed" ProgID="Equation.DSMT4" ShapeID="_x0000_i1034" DrawAspect="Content" ObjectID="_1801712724" r:id="rId27"/>
-                    </w:object>
-                  </w:r>
                 </w:p>
               </w:tc>
               <w:tc>
@@ -1457,10 +1442,98 @@
                       <w:lang w:bidi="fa-IR"/>
                     </w:rPr>
                     <w:object w:dxaOrig="3580" w:dyaOrig="540" w14:anchorId="0977A22E">
-                      <v:shape id="_x0000_i1035" type="#_x0000_t75" style="width:189.9pt;height:28.8pt" o:ole="">
+                      <v:shape id="_x0000_i1035" type="#_x0000_t75" style="width:190.1pt;height:28.8pt" o:ole="">
+                        <v:imagedata r:id="rId26" o:title=""/>
+                      </v:shape>
+                      <o:OLEObject Type="Embed" ProgID="Equation.DSMT4" ShapeID="_x0000_i1035" DrawAspect="Content" ObjectID="_1833734698" r:id="rId27"/>
+                    </w:object>
+                  </w:r>
+                </w:p>
+              </w:tc>
+            </w:tr>
+            <w:tr>
+              <w:tc>
+                <w:tcPr>
+                  <w:tcW w:w="4356" w:type="dxa"/>
+                  <w:vAlign w:val="center"/>
+                </w:tcPr>
+                <w:p>
+                  <w:pPr>
+                    <w:jc w:val="center"/>
+                    <w:rPr>
+                      <w:rFonts w:hint="cs"/>
+                      <w:noProof/>
+                      <w:sz w:val="28"/>
+                      <w:szCs w:val="28"/>
+                      <w:rtl/>
+                      <w:lang w:bidi="fa-IR"/>
+                    </w:rPr>
+                  </w:pPr>
+                </w:p>
+              </w:tc>
+              <w:tc>
+                <w:tcPr>
+                  <w:tcW w:w="5041" w:type="dxa"/>
+                  <w:vAlign w:val="center"/>
+                </w:tcPr>
+                <w:p>
+                  <w:pPr>
+                    <w:jc w:val="right"/>
+                    <w:rPr>
+                      <w:sz w:val="28"/>
+                      <w:szCs w:val="28"/>
+                      <w:lang w:bidi="fa-IR"/>
+                    </w:rPr>
+                  </w:pPr>
+                </w:p>
+              </w:tc>
+            </w:tr>
+            <w:tr>
+              <w:tc>
+                <w:tcPr>
+                  <w:tcW w:w="4356" w:type="dxa"/>
+                  <w:vAlign w:val="center"/>
+                </w:tcPr>
+                <w:p>
+                  <w:pPr>
+                    <w:jc w:val="center"/>
+                    <w:rPr>
+                      <w:rFonts w:hint="cs"/>
+                      <w:noProof/>
+                      <w:sz w:val="28"/>
+                      <w:szCs w:val="28"/>
+                      <w:rtl/>
+                      <w:lang w:bidi="fa-IR"/>
+                    </w:rPr>
+                  </w:pPr>
+                </w:p>
+              </w:tc>
+              <w:tc>
+                <w:tcPr>
+                  <w:tcW w:w="5041" w:type="dxa"/>
+                  <w:vAlign w:val="center"/>
+                </w:tcPr>
+                <w:p>
+                  <w:pPr>
+                    <w:jc w:val="right"/>
+                    <w:rPr>
+                      <w:sz w:val="28"/>
+                      <w:szCs w:val="28"/>
+                      <w:lang w:bidi="fa-IR"/>
+                    </w:rPr>
+                  </w:pPr>
+                  <w:r>
+                    <w:rPr>
+                      <w:position w:val="-12"/>
+                      <w:sz w:val="28"/>
+                      <w:szCs w:val="28"/>
+                      <w:lang w:bidi="fa-IR"/>
+                    </w:rPr>
+                    <w:object w:dxaOrig="3600" w:dyaOrig="360" w14:anchorId="3A20725F">
+                      <v:shape id="_x0000_i1042" type="#_x0000_t75" style="width:182.9pt;height:18.25pt" o:ole="">
                         <v:imagedata r:id="rId28" o:title=""/>
                       </v:shape>
-                      <o:OLEObject Type="Embed" ProgID="Equation.DSMT4" ShapeID="_x0000_i1035" DrawAspect="Content" ObjectID="_1801712725" r:id="rId29"/>
+                      <o:OLEObject Type="Embed" ProgID="Equation.DSMT4" ShapeID="_x0000_i1042" DrawAspect="Content" ObjectID="_1833734699" r:id="rId29"/>
                     </w:object>
                   </w:r>
                 </w:p>
@@ -1595,10 +1668,10 @@
                 <w:lang w:bidi="fa-IR"/>
               </w:rPr>
               <w:object w:dxaOrig="1120" w:dyaOrig="279" w14:anchorId="57C4AD21">
-                <v:shape id="_x0000_i1036" type="#_x0000_t75" style="width:57.85pt;height:15.75pt" o:ole="">
+                <v:shape id="_x0000_i1036" type="#_x0000_t75" style="width:58.1pt;height:15.85pt" o:ole="">
                   <v:imagedata r:id="rId30" o:title=""/>
                 </v:shape>
-                <o:OLEObject Type="Embed" ProgID="Equation.DSMT4" ShapeID="_x0000_i1036" DrawAspect="Content" ObjectID="_1801712726" r:id="rId31"/>
+                <o:OLEObject Type="Embed" ProgID="Equation.DSMT4" ShapeID="_x0000_i1036" DrawAspect="Content" ObjectID="_1833734700" r:id="rId31"/>
               </w:object>
             </w:r>
             <w:r>
@@ -1735,7 +1808,18 @@
                 <w:szCs w:val="28"/>
                 <w:rtl/>
               </w:rPr>
-              <w:t xml:space="preserve"> برابر عددی </w:t>
+              <w:t xml:space="preserve"> برابر عد</w:t>
+            </w:r>
+            <w:bookmarkStart w:id="0" w:name="_GoBack"/>
+            <w:bookmarkEnd w:id="0"/>
+            <w:r>
+              <w:rPr>
+                <w:rFonts w:ascii="Shabnam" w:hAnsi="Shabnam" w:hint="cs"/>
+                <w:sz w:val="28"/>
+                <w:szCs w:val="28"/>
+                <w:rtl/>
+              </w:rPr>
+              <w:t xml:space="preserve">دی </w:t>
             </w:r>
             <w:r>
               <w:rPr>
@@ -1850,10 +1934,10 @@
                 <w:lang w:bidi="fa-IR"/>
               </w:rPr>
               <w:object w:dxaOrig="1760" w:dyaOrig="300" w14:anchorId="7F6528F1">
-                <v:shape id="_x0000_i1037" type="#_x0000_t75" style="width:90.75pt;height:14.95pt" o:ole="">
+                <v:shape id="_x0000_i1037" type="#_x0000_t75" style="width:90.7pt;height:14.9pt" o:ole="">
                   <v:imagedata r:id="rId32" o:title=""/>
                 </v:shape>
-                <o:OLEObject Type="Embed" ProgID="Equation.DSMT4" ShapeID="_x0000_i1037" DrawAspect="Content" ObjectID="_1801712727" r:id="rId33"/>
+                <o:OLEObject Type="Embed" ProgID="Equation.DSMT4" ShapeID="_x0000_i1037" DrawAspect="Content" ObjectID="_1833734701" r:id="rId33"/>
               </w:object>
             </w:r>
           </w:p>
@@ -2193,10 +2277,10 @@
                 <w:lang w:bidi="fa-IR"/>
               </w:rPr>
               <w:object w:dxaOrig="1800" w:dyaOrig="279" w14:anchorId="1D1418E9">
-                <v:shape id="_x0000_i1038" type="#_x0000_t75" style="width:102.7pt;height:14.95pt" o:ole="">
+                <v:shape id="_x0000_i1038" type="#_x0000_t75" style="width:102.7pt;height:14.9pt" o:ole="">
                   <v:imagedata r:id="rId34" o:title=""/>
                 </v:shape>
-                <o:OLEObject Type="Embed" ProgID="Equation.DSMT4" ShapeID="_x0000_i1038" DrawAspect="Content" ObjectID="_1801712728" r:id="rId35"/>
+                <o:OLEObject Type="Embed" ProgID="Equation.DSMT4" ShapeID="_x0000_i1038" DrawAspect="Content" ObjectID="_1833734702" r:id="rId35"/>
               </w:object>
             </w:r>
           </w:p>
@@ -3543,7 +3627,7 @@
 </file>
 
 <file path=customXml/itemProps1.xml><?xml version="1.0" encoding="utf-8"?>
-<ds:datastoreItem xmlns:ds="http://schemas.openxmlformats.org/officeDocument/2006/customXml" ds:itemID="{C69FBCB3-5E75-4D15-B010-6DB7C56149BB}">
+<ds:datastoreItem xmlns:ds="http://schemas.openxmlformats.org/officeDocument/2006/customXml" ds:itemID="{861A9521-1C10-42E4-BDB1-DF14895AAF7D}">
   <ds:schemaRefs>
     <ds:schemaRef ds:uri="http://schemas.openxmlformats.org/officeDocument/2006/bibliography"/>
   </ds:schemaRefs>
